--- a/SSU/Promena_statusa_korisnika.docx
+++ b/SSU/Promena_statusa_korisnika.docx
@@ -4324,25 +4324,7 @@
                 <w:sz w:val="20"/>
                 <w:szCs w:val="22"/>
               </w:rPr>
-              <w:t xml:space="preserve"> </w:t>
-            </w:r>
-            <w:proofErr w:type="spellStart"/>
-            <w:r>
-              <w:rPr>
-                <w:rFonts w:ascii="Times New Roman" w:hAnsi="Times New Roman" w:cs="Times New Roman"/>
-                <w:sz w:val="20"/>
-                <w:szCs w:val="22"/>
-              </w:rPr>
-              <w:t>slanje</w:t>
-            </w:r>
-            <w:proofErr w:type="spellEnd"/>
-            <w:r>
-              <w:rPr>
-                <w:rFonts w:ascii="Times New Roman" w:hAnsi="Times New Roman" w:cs="Times New Roman"/>
-                <w:sz w:val="20"/>
-                <w:szCs w:val="22"/>
-              </w:rPr>
-              <w:t xml:space="preserve"> </w:t>
+              <w:t xml:space="preserve"> slanje </w:t>
             </w:r>
             <w:proofErr w:type="spellStart"/>
             <w:r>
@@ -5238,23 +5220,55 @@
           <w:rFonts w:ascii="Times New Roman" w:eastAsia="Times New Roman" w:hAnsi="Times New Roman" w:cs="Times New Roman"/>
           <w:sz w:val="20"/>
         </w:rPr>
-        <w:t xml:space="preserve"> za </w:t>
-      </w:r>
-      <w:proofErr w:type="spellStart"/>
-      <w:r>
-        <w:rPr>
-          <w:rFonts w:ascii="Times New Roman" w:eastAsia="Times New Roman" w:hAnsi="Times New Roman" w:cs="Times New Roman"/>
-          <w:sz w:val="20"/>
-        </w:rPr>
-        <w:t>korisnike</w:t>
-      </w:r>
-      <w:proofErr w:type="spellEnd"/>
-      <w:r>
-        <w:rPr>
-          <w:rFonts w:ascii="Times New Roman" w:eastAsia="Times New Roman" w:hAnsi="Times New Roman" w:cs="Times New Roman"/>
-          <w:sz w:val="20"/>
-        </w:rPr>
-        <w:t xml:space="preserve"> I </w:t>
+        <w:t xml:space="preserve"> </w:t>
+      </w:r>
+      <w:proofErr w:type="spellStart"/>
+      <w:r>
+        <w:rPr>
+          <w:rFonts w:ascii="Times New Roman" w:eastAsia="Times New Roman" w:hAnsi="Times New Roman" w:cs="Times New Roman"/>
+          <w:sz w:val="20"/>
+        </w:rPr>
+        <w:t>svog</w:t>
+      </w:r>
+      <w:proofErr w:type="spellEnd"/>
+      <w:r>
+        <w:rPr>
+          <w:rFonts w:ascii="Times New Roman" w:eastAsia="Times New Roman" w:hAnsi="Times New Roman" w:cs="Times New Roman"/>
+          <w:sz w:val="20"/>
+        </w:rPr>
+        <w:t xml:space="preserve"> </w:t>
+      </w:r>
+      <w:proofErr w:type="spellStart"/>
+      <w:r>
+        <w:rPr>
+          <w:rFonts w:ascii="Times New Roman" w:eastAsia="Times New Roman" w:hAnsi="Times New Roman" w:cs="Times New Roman"/>
+          <w:sz w:val="20"/>
+        </w:rPr>
+        <w:t>profila</w:t>
+      </w:r>
+      <w:proofErr w:type="spellEnd"/>
+      <w:r>
+        <w:rPr>
+          <w:rFonts w:ascii="Times New Roman" w:eastAsia="Times New Roman" w:hAnsi="Times New Roman" w:cs="Times New Roman"/>
+          <w:sz w:val="20"/>
+        </w:rPr>
+        <w:t xml:space="preserve"> </w:t>
+      </w:r>
+      <w:proofErr w:type="spellStart"/>
+      <w:r>
+        <w:rPr>
+          <w:rFonts w:ascii="Times New Roman" w:eastAsia="Times New Roman" w:hAnsi="Times New Roman" w:cs="Times New Roman"/>
+          <w:sz w:val="20"/>
+        </w:rPr>
+        <w:t>i</w:t>
+      </w:r>
+      <w:proofErr w:type="spellEnd"/>
+      <w:r>
+        <w:rPr>
+          <w:rFonts w:ascii="Times New Roman" w:eastAsia="Times New Roman" w:hAnsi="Times New Roman" w:cs="Times New Roman"/>
+          <w:sz w:val="20"/>
+        </w:rPr>
+        <w:t xml:space="preserve"> </w:t>
       </w:r>
       <w:proofErr w:type="spellStart"/>
       <w:r>
@@ -6017,15 +6031,15 @@
           <w:rFonts w:ascii="Times New Roman" w:eastAsia="Times New Roman" w:hAnsi="Times New Roman" w:cs="Times New Roman"/>
           <w:sz w:val="20"/>
         </w:rPr>
-        <w:t xml:space="preserve"> n</w:t>
-      </w:r>
-      <w:proofErr w:type="spellStart"/>
-      <w:r>
-        <w:rPr>
-          <w:rFonts w:ascii="Times New Roman" w:eastAsia="Times New Roman" w:hAnsi="Times New Roman" w:cs="Times New Roman"/>
-          <w:sz w:val="20"/>
-        </w:rPr>
-        <w:t>a</w:t>
+        <w:t xml:space="preserve"> </w:t>
+      </w:r>
+      <w:proofErr w:type="spellStart"/>
+      <w:r>
+        <w:rPr>
+          <w:rFonts w:ascii="Times New Roman" w:eastAsia="Times New Roman" w:hAnsi="Times New Roman" w:cs="Times New Roman"/>
+          <w:sz w:val="20"/>
+        </w:rPr>
+        <w:t>na</w:t>
       </w:r>
       <w:proofErr w:type="spellEnd"/>
       <w:r>
@@ -6732,13 +6746,7 @@
         <w:rPr>
           <w:i/>
         </w:rPr>
-        <w:t xml:space="preserve"> ne</w:t>
-      </w:r>
-      <w:r>
-        <w:rPr>
-          <w:i/>
-        </w:rPr>
-        <w:t xml:space="preserve"> </w:t>
+        <w:t xml:space="preserve"> ne </w:t>
       </w:r>
       <w:proofErr w:type="spellStart"/>
       <w:r>
@@ -7109,14 +7117,7 @@
           <w:rFonts w:ascii="Times New Roman" w:eastAsia="Times New Roman" w:hAnsi="Times New Roman" w:cs="Times New Roman"/>
           <w:sz w:val="20"/>
         </w:rPr>
-        <w:t xml:space="preserve"> </w:t>
-      </w:r>
-      <w:r>
-        <w:rPr>
-          <w:rFonts w:ascii="Times New Roman" w:eastAsia="Times New Roman" w:hAnsi="Times New Roman" w:cs="Times New Roman"/>
-          <w:sz w:val="20"/>
-        </w:rPr>
-        <w:t xml:space="preserve">ne </w:t>
+        <w:t xml:space="preserve"> ne </w:t>
       </w:r>
       <w:proofErr w:type="spellStart"/>
       <w:r>
